--- a/rus/docx/27.content.docx
+++ b/rus/docx/27.content.docx
@@ -19,7 +19,7 @@
         <w:rPr>
           <w:lang w:val="ru_RU" w:bidi="ru_RU"/>
         </w:rPr>
-        <w:t>Resource: Заметки к учебнику - Вступления к книгам (Тиндейл)</w:t>
+        <w:t>Resource: Tyndale Open Study Notes</w:t>
       </w:r>
       <w:r>
         <w:rPr>
@@ -112,7 +112,7 @@
         <w:rPr>
           <w:lang w:val="ru_RU" w:bidi="ru_RU"/>
         </w:rPr>
-        <w:t>Заметки к учебнику - Вступления к книгам (Тиндейл)</w:t>
+        <w:t>Tyndale Open Study Notes</w:t>
       </w:r>
     </w:p>
     <w:p>

--- a/rus/docx/27.content.docx
+++ b/rus/docx/27.content.docx
@@ -19,7 +19,7 @@
         <w:rPr>
           <w:lang w:val="ru_RU" w:bidi="ru_RU"/>
         </w:rPr>
-        <w:t>Resource: Tyndale Open Study Notes</w:t>
+        <w:t>Resource: Aquifer Open Study Notes (Book Intros)</w:t>
       </w:r>
       <w:r>
         <w:rPr>
@@ -112,7 +112,7 @@
         <w:rPr>
           <w:lang w:val="ru_RU" w:bidi="ru_RU"/>
         </w:rPr>
-        <w:t>Tyndale Open Study Notes</w:t>
+        <w:t>Aquifer Open Study Notes (Book Intros)</w:t>
       </w:r>
     </w:p>
     <w:p>

--- a/rus/docx/27.content.docx
+++ b/rus/docx/27.content.docx
@@ -258,144 +258,96 @@
         </w:rPr>
         <w:t>В 605 г. до н.э. вавилонский царь Навуходоносор II (605–562 гг. до н.э.) напал на Иерусалим и увёл в плен в Вавилон группу израильтян, включая некоторых юношей из царской семьи Иудеи (</w:t>
       </w:r>
-      <w:hyperlink r:id="rId13">
-        <w:r>
-          <w:rPr>
-            <w:lang w:val="ru_RU" w:bidi="ru_RU"/>
-          </w:rPr>
-          <w:rPr>
-            <w:color w:val="0000EE"/>
-            <w:u w:val="single"/>
-          </w:rPr>
-          <w:t>1:1–4</w:t>
-        </w:r>
-      </w:hyperlink>
+      <w:r>
+        <w:rPr>
+          <w:lang w:val="ru_RU" w:bidi="ru_RU"/>
+        </w:rPr>
+        <w:t>1:1–4</w:t>
+      </w:r>
       <w:r>
         <w:rPr>
           <w:lang w:val="ru_RU" w:bidi="ru_RU"/>
         </w:rPr>
         <w:t>). Это историческое событие стало началом того, о чём предупреждал Бог: Бог начал отправлять Свой народ в изгнание из-за того, что израильтяне утратили веру в Бога, нарушив Его завет (</w:t>
       </w:r>
-      <w:hyperlink r:id="rId14">
-        <w:r>
-          <w:rPr>
-            <w:lang w:val="ru_RU" w:bidi="ru_RU"/>
-          </w:rPr>
-          <w:rPr>
-            <w:color w:val="0000EE"/>
-            <w:u w:val="single"/>
-          </w:rPr>
-          <w:t>Втор.28:36</w:t>
-        </w:r>
-      </w:hyperlink>
+      <w:r>
+        <w:rPr>
+          <w:lang w:val="ru_RU" w:bidi="ru_RU"/>
+        </w:rPr>
+        <w:t>Втор.28:36</w:t>
+      </w:r>
       <w:r>
         <w:rPr>
           <w:lang w:val="ru_RU" w:bidi="ru_RU"/>
         </w:rPr>
         <w:t xml:space="preserve">, </w:t>
       </w:r>
-      <w:hyperlink r:id="rId15">
-        <w:r>
-          <w:rPr>
-            <w:lang w:val="ru_RU" w:bidi="ru_RU"/>
-          </w:rPr>
-          <w:rPr>
-            <w:color w:val="0000EE"/>
-            <w:u w:val="single"/>
-          </w:rPr>
-          <w:t>64</w:t>
-        </w:r>
-      </w:hyperlink>
+      <w:r>
+        <w:rPr>
+          <w:lang w:val="ru_RU" w:bidi="ru_RU"/>
+        </w:rPr>
+        <w:t>64</w:t>
+      </w:r>
       <w:r>
         <w:rPr>
           <w:lang w:val="ru_RU" w:bidi="ru_RU"/>
         </w:rPr>
         <w:t xml:space="preserve">; </w:t>
       </w:r>
-      <w:hyperlink r:id="rId16">
-        <w:r>
-          <w:rPr>
-            <w:lang w:val="ru_RU" w:bidi="ru_RU"/>
-          </w:rPr>
-          <w:rPr>
-            <w:color w:val="0000EE"/>
-            <w:u w:val="single"/>
-          </w:rPr>
-          <w:t>Иер.11:1–17</w:t>
-        </w:r>
-      </w:hyperlink>
+      <w:r>
+        <w:rPr>
+          <w:lang w:val="ru_RU" w:bidi="ru_RU"/>
+        </w:rPr>
+        <w:t>Иер.11:1–17</w:t>
+      </w:r>
       <w:r>
         <w:rPr>
           <w:lang w:val="ru_RU" w:bidi="ru_RU"/>
         </w:rPr>
         <w:t xml:space="preserve">; </w:t>
       </w:r>
-      <w:hyperlink r:id="rId17">
-        <w:r>
-          <w:rPr>
-            <w:lang w:val="ru_RU" w:bidi="ru_RU"/>
-          </w:rPr>
-          <w:rPr>
-            <w:color w:val="0000EE"/>
-            <w:u w:val="single"/>
-          </w:rPr>
-          <w:t>25:11–12</w:t>
-        </w:r>
-      </w:hyperlink>
+      <w:r>
+        <w:rPr>
+          <w:lang w:val="ru_RU" w:bidi="ru_RU"/>
+        </w:rPr>
+        <w:t>25:11–12</w:t>
+      </w:r>
       <w:r>
         <w:rPr>
           <w:lang w:val="ru_RU" w:bidi="ru_RU"/>
         </w:rPr>
         <w:t xml:space="preserve">; </w:t>
       </w:r>
-      <w:hyperlink r:id="rId18">
-        <w:r>
-          <w:rPr>
-            <w:lang w:val="ru_RU" w:bidi="ru_RU"/>
-          </w:rPr>
-          <w:rPr>
-            <w:color w:val="0000EE"/>
-            <w:u w:val="single"/>
-          </w:rPr>
-          <w:t>29:10–11</w:t>
-        </w:r>
-      </w:hyperlink>
+      <w:r>
+        <w:rPr>
+          <w:lang w:val="ru_RU" w:bidi="ru_RU"/>
+        </w:rPr>
+        <w:t>29:10–11</w:t>
+      </w:r>
       <w:r>
         <w:rPr>
           <w:lang w:val="ru_RU" w:bidi="ru_RU"/>
         </w:rPr>
         <w:t xml:space="preserve">). Бог осуществил суд над Израилем, Своим народом, через могущественного царя Навуходоносора (см. </w:t>
       </w:r>
-      <w:hyperlink r:id="rId19">
-        <w:r>
-          <w:rPr>
-            <w:lang w:val="ru_RU" w:bidi="ru_RU"/>
-          </w:rPr>
-          <w:rPr>
-            <w:color w:val="0000EE"/>
-            <w:u w:val="single"/>
-          </w:rPr>
-          <w:t>Иер.25:9</w:t>
-        </w:r>
-      </w:hyperlink>
+      <w:r>
+        <w:rPr>
+          <w:lang w:val="ru_RU" w:bidi="ru_RU"/>
+        </w:rPr>
+        <w:t>Иер.25:9</w:t>
+      </w:r>
       <w:r>
         <w:rPr>
           <w:lang w:val="ru_RU" w:bidi="ru_RU"/>
         </w:rPr>
         <w:t xml:space="preserve">). В это время Даниила и его друзей начали приобщать к вавилонской культуре по приказу Навуходоносора, чтобы сделать из них язычников и тем самым заставить их забыть, что они являются частью святого народа Господа (см. </w:t>
       </w:r>
-      <w:hyperlink r:id="rId20">
-        <w:r>
-          <w:rPr>
-            <w:lang w:val="ru_RU" w:bidi="ru_RU"/>
-          </w:rPr>
-          <w:rPr>
-            <w:color w:val="0000EE"/>
-            <w:u w:val="single"/>
-          </w:rPr>
-          <w:t>Исх.19:5–6</w:t>
-        </w:r>
-      </w:hyperlink>
+      <w:r>
+        <w:rPr>
+          <w:lang w:val="ru_RU" w:bidi="ru_RU"/>
+        </w:rPr>
+        <w:t>Исх.19:5–6</w:t>
+      </w:r>
       <w:r>
         <w:rPr>
           <w:lang w:val="ru_RU" w:bidi="ru_RU"/>
@@ -416,36 +368,24 @@
         </w:rPr>
         <w:t xml:space="preserve">Между тем вавилоняне продолжали опустошать Иудею и Иерусалим. В 597 г. до н.э. ещё больше израильтян было уведено в Вавилон, а в 586 г. до н.э. Иерусалим был разрушен. В 586 г. до н.э. Иудея прекратила своё существование как государство; Божий народ был совершенно беспомощен и потерял надежду. Это было тяжёлое время для израильтян: Божий народ стал хвостом народов, а не их головой (см. </w:t>
       </w:r>
-      <w:hyperlink r:id="rId21">
-        <w:r>
-          <w:rPr>
-            <w:lang w:val="ru_RU" w:bidi="ru_RU"/>
-          </w:rPr>
-          <w:rPr>
-            <w:color w:val="0000EE"/>
-            <w:u w:val="single"/>
-          </w:rPr>
-          <w:t>Втор.28:13</w:t>
-        </w:r>
-      </w:hyperlink>
+      <w:r>
+        <w:rPr>
+          <w:lang w:val="ru_RU" w:bidi="ru_RU"/>
+        </w:rPr>
+        <w:t>Втор.28:13</w:t>
+      </w:r>
       <w:r>
         <w:rPr>
           <w:lang w:val="ru_RU" w:bidi="ru_RU"/>
         </w:rPr>
         <w:t xml:space="preserve">, </w:t>
       </w:r>
-      <w:hyperlink r:id="rId22">
-        <w:r>
-          <w:rPr>
-            <w:lang w:val="ru_RU" w:bidi="ru_RU"/>
-          </w:rPr>
-          <w:rPr>
-            <w:color w:val="0000EE"/>
-            <w:u w:val="single"/>
-          </w:rPr>
-          <w:t>44</w:t>
-        </w:r>
-      </w:hyperlink>
+      <w:r>
+        <w:rPr>
+          <w:lang w:val="ru_RU" w:bidi="ru_RU"/>
+        </w:rPr>
+        <w:t>44</w:t>
+      </w:r>
       <w:r>
         <w:rPr>
           <w:lang w:val="ru_RU" w:bidi="ru_RU"/>
@@ -466,54 +406,36 @@
         </w:rPr>
         <w:t>Обещание, что потомки Авраама будут благословением для всех народов, казалось абсолютно невыполнимым (</w:t>
       </w:r>
-      <w:hyperlink r:id="rId23">
-        <w:r>
-          <w:rPr>
-            <w:lang w:val="ru_RU" w:bidi="ru_RU"/>
-          </w:rPr>
-          <w:rPr>
-            <w:color w:val="0000EE"/>
-            <w:u w:val="single"/>
-          </w:rPr>
-          <w:t>Быт.12:1–3</w:t>
-        </w:r>
-      </w:hyperlink>
+      <w:r>
+        <w:rPr>
+          <w:lang w:val="ru_RU" w:bidi="ru_RU"/>
+        </w:rPr>
+        <w:t>Быт.12:1–3</w:t>
+      </w:r>
       <w:r>
         <w:rPr>
           <w:lang w:val="ru_RU" w:bidi="ru_RU"/>
         </w:rPr>
         <w:t>). Миром правили великие языческие сверхдержавы Древнего Ближнего Востока — сначала Ассирия, а затем Вавилон. Что произойдёт с Израилем в изгнании? Что станет с Божьими обещаниями Аврааму, Исааку, Иакову, Моисею (</w:t>
       </w:r>
-      <w:hyperlink r:id="rId24">
-        <w:r>
-          <w:rPr>
-            <w:lang w:val="ru_RU" w:bidi="ru_RU"/>
-          </w:rPr>
-          <w:rPr>
-            <w:color w:val="0000EE"/>
-            <w:u w:val="single"/>
-          </w:rPr>
-          <w:t>Исх.19–20</w:t>
-        </w:r>
-      </w:hyperlink>
+      <w:r>
+        <w:rPr>
+          <w:lang w:val="ru_RU" w:bidi="ru_RU"/>
+        </w:rPr>
+        <w:t>Исх.19–20</w:t>
+      </w:r>
       <w:r>
         <w:rPr>
           <w:lang w:val="ru_RU" w:bidi="ru_RU"/>
         </w:rPr>
         <w:t>) и Давиду (</w:t>
       </w:r>
-      <w:hyperlink r:id="rId25">
-        <w:r>
-          <w:rPr>
-            <w:lang w:val="ru_RU" w:bidi="ru_RU"/>
-          </w:rPr>
-          <w:rPr>
-            <w:color w:val="0000EE"/>
-            <w:u w:val="single"/>
-          </w:rPr>
-          <w:t>2Цар.7:1–29</w:t>
-        </w:r>
-      </w:hyperlink>
+      <w:r>
+        <w:rPr>
+          <w:lang w:val="ru_RU" w:bidi="ru_RU"/>
+        </w:rPr>
+        <w:t>2Цар.7:1–29</w:t>
+      </w:r>
       <w:r>
         <w:rPr>
           <w:lang w:val="ru_RU" w:bidi="ru_RU"/>
@@ -534,18 +456,12 @@
         </w:rPr>
         <w:t>Даниил сохранял непорочность, почитал свой народ и прославлял Бога на протяжении правления нескольких вавилонских царей, вплоть до конца Вавилонского плена. Когда Божий народ пережил «смерть изгнания» (</w:t>
       </w:r>
-      <w:hyperlink r:id="rId26">
-        <w:r>
-          <w:rPr>
-            <w:lang w:val="ru_RU" w:bidi="ru_RU"/>
-          </w:rPr>
-          <w:rPr>
-            <w:color w:val="0000EE"/>
-            <w:u w:val="single"/>
-          </w:rPr>
-          <w:t>Иез.37</w:t>
-        </w:r>
-      </w:hyperlink>
+      <w:r>
+        <w:rPr>
+          <w:lang w:val="ru_RU" w:bidi="ru_RU"/>
+        </w:rPr>
+        <w:t>Иез.37</w:t>
+      </w:r>
       <w:r>
         <w:rPr>
           <w:lang w:val="ru_RU" w:bidi="ru_RU"/>
@@ -566,90 +482,60 @@
         </w:rPr>
         <w:t>В 539 г. до н.э. Кир Персидский потряс весь мир, вторгшись в Вавилон, проникнув в столицу и подчинив её и её богохульствующего правителя Валтасара, как и предсказывал пророк Исаия (</w:t>
       </w:r>
-      <w:hyperlink r:id="rId27">
-        <w:r>
-          <w:rPr>
-            <w:lang w:val="ru_RU" w:bidi="ru_RU"/>
-          </w:rPr>
-          <w:rPr>
-            <w:color w:val="0000EE"/>
-            <w:u w:val="single"/>
-          </w:rPr>
-          <w:t>Ис.44:26–45:7</w:t>
-        </w:r>
-      </w:hyperlink>
+      <w:r>
+        <w:rPr>
+          <w:lang w:val="ru_RU" w:bidi="ru_RU"/>
+        </w:rPr>
+        <w:t>Ис.44:26–45:7</w:t>
+      </w:r>
       <w:r>
         <w:rPr>
           <w:lang w:val="ru_RU" w:bidi="ru_RU"/>
         </w:rPr>
         <w:t xml:space="preserve">). Даниил стал свидетелем повеления Кира о том, что пленённые народы могут вернуться в родные земли (см. </w:t>
       </w:r>
-      <w:hyperlink r:id="rId28">
-        <w:r>
-          <w:rPr>
-            <w:lang w:val="ru_RU" w:bidi="ru_RU"/>
-          </w:rPr>
-          <w:rPr>
-            <w:color w:val="0000EE"/>
-            <w:u w:val="single"/>
-          </w:rPr>
-          <w:t>Езд.1:2–4</w:t>
-        </w:r>
-      </w:hyperlink>
+      <w:r>
+        <w:rPr>
+          <w:lang w:val="ru_RU" w:bidi="ru_RU"/>
+        </w:rPr>
+        <w:t>Езд.1:2–4</w:t>
+      </w:r>
       <w:r>
         <w:rPr>
           <w:lang w:val="ru_RU" w:bidi="ru_RU"/>
         </w:rPr>
         <w:t>). Так исполнилось пророчество Иеремии (</w:t>
       </w:r>
-      <w:hyperlink r:id="rId17">
-        <w:r>
-          <w:rPr>
-            <w:lang w:val="ru_RU" w:bidi="ru_RU"/>
-          </w:rPr>
-          <w:rPr>
-            <w:color w:val="0000EE"/>
-            <w:u w:val="single"/>
-          </w:rPr>
-          <w:t>Иер.25:11–12</w:t>
-        </w:r>
-      </w:hyperlink>
+      <w:r>
+        <w:rPr>
+          <w:lang w:val="ru_RU" w:bidi="ru_RU"/>
+        </w:rPr>
+        <w:t>Иер.25:11–12</w:t>
+      </w:r>
       <w:r>
         <w:rPr>
           <w:lang w:val="ru_RU" w:bidi="ru_RU"/>
         </w:rPr>
         <w:t xml:space="preserve">; </w:t>
       </w:r>
-      <w:hyperlink r:id="rId18">
-        <w:r>
-          <w:rPr>
-            <w:lang w:val="ru_RU" w:bidi="ru_RU"/>
-          </w:rPr>
-          <w:rPr>
-            <w:color w:val="0000EE"/>
-            <w:u w:val="single"/>
-          </w:rPr>
-          <w:t>29:10–11</w:t>
-        </w:r>
-      </w:hyperlink>
+      <w:r>
+        <w:rPr>
+          <w:lang w:val="ru_RU" w:bidi="ru_RU"/>
+        </w:rPr>
+        <w:t>29:10–11</w:t>
+      </w:r>
       <w:r>
         <w:rPr>
           <w:lang w:val="ru_RU" w:bidi="ru_RU"/>
         </w:rPr>
         <w:t>) и это стало ответом на молитву Даниила в начале того же года (</w:t>
       </w:r>
-      <w:hyperlink r:id="rId29">
-        <w:r>
-          <w:rPr>
-            <w:lang w:val="ru_RU" w:bidi="ru_RU"/>
-          </w:rPr>
-          <w:rPr>
-            <w:color w:val="0000EE"/>
-            <w:u w:val="single"/>
-          </w:rPr>
-          <w:t>Дан.9:1–19</w:t>
-        </w:r>
-      </w:hyperlink>
+      <w:r>
+        <w:rPr>
+          <w:lang w:val="ru_RU" w:bidi="ru_RU"/>
+        </w:rPr>
+        <w:t>Дан.9:1–19</w:t>
+      </w:r>
       <w:r>
         <w:rPr>
           <w:lang w:val="ru_RU" w:bidi="ru_RU"/>
@@ -695,126 +581,84 @@
         </w:rPr>
         <w:t xml:space="preserve">Книга Даниила охватывает период с 605 г. до н.э. до примерно 535 г. до н.э. В </w:t>
       </w:r>
-      <w:hyperlink r:id="rId30">
-        <w:r>
-          <w:rPr>
-            <w:lang w:val="ru_RU" w:bidi="ru_RU"/>
-          </w:rPr>
-          <w:rPr>
-            <w:color w:val="0000EE"/>
-            <w:u w:val="single"/>
-          </w:rPr>
-          <w:t>главах 1–6</w:t>
-        </w:r>
-      </w:hyperlink>
+      <w:r>
+        <w:rPr>
+          <w:lang w:val="ru_RU" w:bidi="ru_RU"/>
+        </w:rPr>
+        <w:t>главах 1–6</w:t>
+      </w:r>
       <w:r>
         <w:rPr>
           <w:lang w:val="ru_RU" w:bidi="ru_RU"/>
         </w:rPr>
         <w:t xml:space="preserve"> представлены события и истории, которые показывают верность Бога Даниилу и его друзьям в то время, как они оставались верными Богу и Его закону. Еврейские пленники трижды сталкивались с царскими указами, которые противоречили Божьему закону (</w:t>
       </w:r>
-      <w:hyperlink r:id="rId31">
-        <w:r>
-          <w:rPr>
-            <w:lang w:val="ru_RU" w:bidi="ru_RU"/>
-          </w:rPr>
-          <w:rPr>
-            <w:color w:val="0000EE"/>
-            <w:u w:val="single"/>
-          </w:rPr>
-          <w:t>гл. 1</w:t>
-        </w:r>
-      </w:hyperlink>
+      <w:r>
+        <w:rPr>
+          <w:lang w:val="ru_RU" w:bidi="ru_RU"/>
+        </w:rPr>
+        <w:t>гл. 1</w:t>
+      </w:r>
       <w:r>
         <w:rPr>
           <w:lang w:val="ru_RU" w:bidi="ru_RU"/>
         </w:rPr>
         <w:t xml:space="preserve">, </w:t>
       </w:r>
-      <w:hyperlink r:id="rId32">
-        <w:r>
-          <w:rPr>
-            <w:lang w:val="ru_RU" w:bidi="ru_RU"/>
-          </w:rPr>
-          <w:rPr>
-            <w:color w:val="0000EE"/>
-            <w:u w:val="single"/>
-          </w:rPr>
-          <w:t>3</w:t>
-        </w:r>
-      </w:hyperlink>
+      <w:r>
+        <w:rPr>
+          <w:lang w:val="ru_RU" w:bidi="ru_RU"/>
+        </w:rPr>
+        <w:t>3</w:t>
+      </w:r>
       <w:r>
         <w:rPr>
           <w:lang w:val="ru_RU" w:bidi="ru_RU"/>
         </w:rPr>
         <w:t xml:space="preserve">, </w:t>
       </w:r>
-      <w:hyperlink r:id="rId33">
-        <w:r>
-          <w:rPr>
-            <w:lang w:val="ru_RU" w:bidi="ru_RU"/>
-          </w:rPr>
-          <w:rPr>
-            <w:color w:val="0000EE"/>
-            <w:u w:val="single"/>
-          </w:rPr>
-          <w:t>6</w:t>
-        </w:r>
-      </w:hyperlink>
+      <w:r>
+        <w:rPr>
+          <w:lang w:val="ru_RU" w:bidi="ru_RU"/>
+        </w:rPr>
+        <w:t>6</w:t>
+      </w:r>
       <w:r>
         <w:rPr>
           <w:lang w:val="ru_RU" w:bidi="ru_RU"/>
         </w:rPr>
         <w:t>), и во всех трёх случаях они проявляли мудрость, повинуясь Богу, и Бог спасал их от зла. Бог трижды говорил через Даниила, чтобы истолковать откровения, которые Он давал языческим царям (</w:t>
       </w:r>
-      <w:hyperlink r:id="rId34">
-        <w:r>
-          <w:rPr>
-            <w:lang w:val="ru_RU" w:bidi="ru_RU"/>
-          </w:rPr>
-          <w:rPr>
-            <w:color w:val="0000EE"/>
-            <w:u w:val="single"/>
-          </w:rPr>
-          <w:t>гл. 2</w:t>
-        </w:r>
-      </w:hyperlink>
+      <w:r>
+        <w:rPr>
+          <w:lang w:val="ru_RU" w:bidi="ru_RU"/>
+        </w:rPr>
+        <w:t>гл. 2</w:t>
+      </w:r>
       <w:r>
         <w:rPr>
           <w:lang w:val="ru_RU" w:bidi="ru_RU"/>
         </w:rPr>
         <w:t xml:space="preserve">, </w:t>
       </w:r>
-      <w:hyperlink r:id="rId35">
-        <w:r>
-          <w:rPr>
-            <w:lang w:val="ru_RU" w:bidi="ru_RU"/>
-          </w:rPr>
-          <w:rPr>
-            <w:color w:val="0000EE"/>
-            <w:u w:val="single"/>
-          </w:rPr>
-          <w:t>4</w:t>
-        </w:r>
-      </w:hyperlink>
+      <w:r>
+        <w:rPr>
+          <w:lang w:val="ru_RU" w:bidi="ru_RU"/>
+        </w:rPr>
+        <w:t>4</w:t>
+      </w:r>
       <w:r>
         <w:rPr>
           <w:lang w:val="ru_RU" w:bidi="ru_RU"/>
         </w:rPr>
         <w:t xml:space="preserve">, </w:t>
       </w:r>
-      <w:hyperlink r:id="rId36">
-        <w:r>
-          <w:rPr>
-            <w:lang w:val="ru_RU" w:bidi="ru_RU"/>
-          </w:rPr>
-          <w:rPr>
-            <w:color w:val="0000EE"/>
-            <w:u w:val="single"/>
-          </w:rPr>
-          <w:t>5</w:t>
-        </w:r>
-      </w:hyperlink>
+      <w:r>
+        <w:rPr>
+          <w:lang w:val="ru_RU" w:bidi="ru_RU"/>
+        </w:rPr>
+        <w:t>5</w:t>
+      </w:r>
       <w:r>
         <w:rPr>
           <w:lang w:val="ru_RU" w:bidi="ru_RU"/>
@@ -835,108 +679,72 @@
         </w:rPr>
         <w:t xml:space="preserve">В </w:t>
       </w:r>
-      <w:hyperlink r:id="rId37">
-        <w:r>
-          <w:rPr>
-            <w:lang w:val="ru_RU" w:bidi="ru_RU"/>
-          </w:rPr>
-          <w:rPr>
-            <w:color w:val="0000EE"/>
-            <w:u w:val="single"/>
-          </w:rPr>
-          <w:t>главах 7–12</w:t>
-        </w:r>
-      </w:hyperlink>
+      <w:r>
+        <w:rPr>
+          <w:lang w:val="ru_RU" w:bidi="ru_RU"/>
+        </w:rPr>
+        <w:t>главах 7–12</w:t>
+      </w:r>
       <w:r>
         <w:rPr>
           <w:lang w:val="ru_RU" w:bidi="ru_RU"/>
         </w:rPr>
         <w:t xml:space="preserve"> основное внимание уделяется всевластию Бога над историей. В </w:t>
       </w:r>
-      <w:hyperlink r:id="rId38">
-        <w:r>
-          <w:rPr>
-            <w:lang w:val="ru_RU" w:bidi="ru_RU"/>
-          </w:rPr>
-          <w:rPr>
-            <w:color w:val="0000EE"/>
-            <w:u w:val="single"/>
-          </w:rPr>
-          <w:t>главе 7</w:t>
-        </w:r>
-      </w:hyperlink>
+      <w:r>
+        <w:rPr>
+          <w:lang w:val="ru_RU" w:bidi="ru_RU"/>
+        </w:rPr>
+        <w:t>главе 7</w:t>
+      </w:r>
       <w:r>
         <w:rPr>
           <w:lang w:val="ru_RU" w:bidi="ru_RU"/>
         </w:rPr>
         <w:t xml:space="preserve"> используется символика животных, чтобы рассказать то же, что уже было сказано в </w:t>
       </w:r>
-      <w:hyperlink r:id="rId34">
-        <w:r>
-          <w:rPr>
-            <w:lang w:val="ru_RU" w:bidi="ru_RU"/>
-          </w:rPr>
-          <w:rPr>
-            <w:color w:val="0000EE"/>
-            <w:u w:val="single"/>
-          </w:rPr>
-          <w:t>главе 2</w:t>
-        </w:r>
-      </w:hyperlink>
+      <w:r>
+        <w:rPr>
+          <w:lang w:val="ru_RU" w:bidi="ru_RU"/>
+        </w:rPr>
+        <w:t>главе 2</w:t>
+      </w:r>
       <w:r>
         <w:rPr>
           <w:lang w:val="ru_RU" w:bidi="ru_RU"/>
         </w:rPr>
         <w:t>: всемирная история завершится установлением Божьего Царства, но сначала возникнет ожесточённое сопротивление Богу и Его планам. В главе 8 рассказывается о роли Персии и Греции; кульминацией главы являются действия нечестивого правителя, выступающего против Божьего народа. В главе 9 приводится чудесная молитва Даниила, вдохновлённая пророчеством Иеремии о семидесяти годах рабства (</w:t>
       </w:r>
-      <w:hyperlink r:id="rId39">
-        <w:r>
-          <w:rPr>
-            <w:lang w:val="ru_RU" w:bidi="ru_RU"/>
-          </w:rPr>
-          <w:rPr>
-            <w:color w:val="0000EE"/>
-            <w:u w:val="single"/>
-          </w:rPr>
-          <w:t>9:1–2</w:t>
-        </w:r>
-      </w:hyperlink>
+      <w:r>
+        <w:rPr>
+          <w:lang w:val="ru_RU" w:bidi="ru_RU"/>
+        </w:rPr>
+        <w:t>9:1–2</w:t>
+      </w:r>
       <w:r>
         <w:rPr>
           <w:lang w:val="ru_RU" w:bidi="ru_RU"/>
         </w:rPr>
         <w:t xml:space="preserve">). Молитва тронула сердце Бога и помогла положить конец изгнанию. В результате этой молитвы к Даниилу был послан ангел Гавриил, чтобы открыть ему грядущие «семьдесят седьмин» — Божий план по утверждению Его народа и борьбе с его угнетателями. В </w:t>
       </w:r>
-      <w:hyperlink r:id="rId40">
-        <w:r>
-          <w:rPr>
-            <w:lang w:val="ru_RU" w:bidi="ru_RU"/>
-          </w:rPr>
-          <w:rPr>
-            <w:color w:val="0000EE"/>
-            <w:u w:val="single"/>
-          </w:rPr>
-          <w:t>главах 10–12</w:t>
-        </w:r>
-      </w:hyperlink>
+      <w:r>
+        <w:rPr>
+          <w:lang w:val="ru_RU" w:bidi="ru_RU"/>
+        </w:rPr>
+        <w:t>главах 10–12</w:t>
+      </w:r>
       <w:r>
         <w:rPr>
           <w:lang w:val="ru_RU" w:bidi="ru_RU"/>
         </w:rPr>
         <w:t xml:space="preserve"> книга завершается заключительным видением, в котором описывается история от третьего года Кира (536 г. до н.э.) до времён Греции и Рима и далее до воскресения. Даниил был верен своему призванию, и Бог обещает, что в конце он будет воскрешён (</w:t>
       </w:r>
-      <w:hyperlink r:id="rId41">
-        <w:r>
-          <w:rPr>
-            <w:lang w:val="ru_RU" w:bidi="ru_RU"/>
-          </w:rPr>
-          <w:rPr>
-            <w:color w:val="0000EE"/>
-            <w:u w:val="single"/>
-          </w:rPr>
-          <w:t>12:13</w:t>
-        </w:r>
-      </w:hyperlink>
+      <w:r>
+        <w:rPr>
+          <w:lang w:val="ru_RU" w:bidi="ru_RU"/>
+        </w:rPr>
+        <w:t>12:13</w:t>
+      </w:r>
       <w:r>
         <w:rPr>
           <w:lang w:val="ru_RU" w:bidi="ru_RU"/>
@@ -968,108 +776,72 @@
         </w:rPr>
         <w:t>Учёные бесконечно спорят о том, когда именно книга Даниила обрела свою окончательную форму. Большинство консервативных исследователей утверждают, что Даниил написал эту книгу в конце VI в до н.э. Книга претендует на то, чтобы быть предсказательным пророчеством (</w:t>
       </w:r>
-      <w:hyperlink r:id="rId42">
-        <w:r>
-          <w:rPr>
-            <w:lang w:val="ru_RU" w:bidi="ru_RU"/>
-          </w:rPr>
-          <w:rPr>
-            <w:color w:val="0000EE"/>
-            <w:u w:val="single"/>
-          </w:rPr>
-          <w:t>2:29–31</w:t>
-        </w:r>
-      </w:hyperlink>
+      <w:r>
+        <w:rPr>
+          <w:lang w:val="ru_RU" w:bidi="ru_RU"/>
+        </w:rPr>
+        <w:t>2:29–31</w:t>
+      </w:r>
       <w:r>
         <w:rPr>
           <w:lang w:val="ru_RU" w:bidi="ru_RU"/>
         </w:rPr>
         <w:t xml:space="preserve">; </w:t>
       </w:r>
-      <w:hyperlink r:id="rId43">
-        <w:r>
-          <w:rPr>
-            <w:lang w:val="ru_RU" w:bidi="ru_RU"/>
-          </w:rPr>
-          <w:rPr>
-            <w:color w:val="0000EE"/>
-            <w:u w:val="single"/>
-          </w:rPr>
-          <w:t>4:24</w:t>
-        </w:r>
-      </w:hyperlink>
+      <w:r>
+        <w:rPr>
+          <w:lang w:val="ru_RU" w:bidi="ru_RU"/>
+        </w:rPr>
+        <w:t>4:24</w:t>
+      </w:r>
       <w:r>
         <w:rPr>
           <w:lang w:val="ru_RU" w:bidi="ru_RU"/>
         </w:rPr>
         <w:t xml:space="preserve">; </w:t>
       </w:r>
-      <w:hyperlink r:id="rId37">
-        <w:r>
-          <w:rPr>
-            <w:lang w:val="ru_RU" w:bidi="ru_RU"/>
-          </w:rPr>
-          <w:rPr>
-            <w:color w:val="0000EE"/>
-            <w:u w:val="single"/>
-          </w:rPr>
-          <w:t>7:1–12:13</w:t>
-        </w:r>
-      </w:hyperlink>
+      <w:r>
+        <w:rPr>
+          <w:lang w:val="ru_RU" w:bidi="ru_RU"/>
+        </w:rPr>
+        <w:t>7:1–12:13</w:t>
+      </w:r>
       <w:r>
         <w:rPr>
           <w:lang w:val="ru_RU" w:bidi="ru_RU"/>
         </w:rPr>
         <w:t>), и автор помещает Даниила в VI в. до н.э. (</w:t>
       </w:r>
-      <w:hyperlink r:id="rId44">
-        <w:r>
-          <w:rPr>
-            <w:lang w:val="ru_RU" w:bidi="ru_RU"/>
-          </w:rPr>
-          <w:rPr>
-            <w:color w:val="0000EE"/>
-            <w:u w:val="single"/>
-          </w:rPr>
-          <w:t>2:1</w:t>
-        </w:r>
-      </w:hyperlink>
+      <w:r>
+        <w:rPr>
+          <w:lang w:val="ru_RU" w:bidi="ru_RU"/>
+        </w:rPr>
+        <w:t>2:1</w:t>
+      </w:r>
       <w:r>
         <w:rPr>
           <w:lang w:val="ru_RU" w:bidi="ru_RU"/>
         </w:rPr>
         <w:t xml:space="preserve">; </w:t>
       </w:r>
-      <w:hyperlink r:id="rId45">
-        <w:r>
-          <w:rPr>
-            <w:lang w:val="ru_RU" w:bidi="ru_RU"/>
-          </w:rPr>
-          <w:rPr>
-            <w:color w:val="0000EE"/>
-            <w:u w:val="single"/>
-          </w:rPr>
-          <w:t>5:1</w:t>
-        </w:r>
-      </w:hyperlink>
+      <w:r>
+        <w:rPr>
+          <w:lang w:val="ru_RU" w:bidi="ru_RU"/>
+        </w:rPr>
+        <w:t>5:1</w:t>
+      </w:r>
       <w:r>
         <w:rPr>
           <w:lang w:val="ru_RU" w:bidi="ru_RU"/>
         </w:rPr>
         <w:t xml:space="preserve">; </w:t>
       </w:r>
-      <w:hyperlink r:id="rId46">
-        <w:r>
-          <w:rPr>
-            <w:lang w:val="ru_RU" w:bidi="ru_RU"/>
-          </w:rPr>
-          <w:rPr>
-            <w:color w:val="0000EE"/>
-            <w:u w:val="single"/>
-          </w:rPr>
-          <w:t>10:1</w:t>
-        </w:r>
-      </w:hyperlink>
+      <w:r>
+        <w:rPr>
+          <w:lang w:val="ru_RU" w:bidi="ru_RU"/>
+        </w:rPr>
+        <w:t>10:1</w:t>
+      </w:r>
       <w:r>
         <w:rPr>
           <w:lang w:val="ru_RU" w:bidi="ru_RU"/>
@@ -1090,18 +862,12 @@
         </w:rPr>
         <w:t xml:space="preserve">Другие исследователи утверждают, что книгу следует датировать 164 г. до н.э., главным образом потому, что предсказания в </w:t>
       </w:r>
-      <w:hyperlink r:id="rId47">
-        <w:r>
-          <w:rPr>
-            <w:lang w:val="ru_RU" w:bidi="ru_RU"/>
-          </w:rPr>
-          <w:rPr>
-            <w:color w:val="0000EE"/>
-            <w:u w:val="single"/>
-          </w:rPr>
-          <w:t>11:1–35</w:t>
-        </w:r>
-      </w:hyperlink>
+      <w:r>
+        <w:rPr>
+          <w:lang w:val="ru_RU" w:bidi="ru_RU"/>
+        </w:rPr>
+        <w:t>11:1–35</w:t>
+      </w:r>
       <w:r>
         <w:rPr>
           <w:lang w:val="ru_RU" w:bidi="ru_RU"/>
@@ -1122,36 +888,24 @@
         </w:rPr>
         <w:t>Однако с отвержением ранней датировки книги есть проблемы. Прежде всего, книга в её нынешнем виде явно приписывается одному Даниилу; поздняя же датировка предполагает, что Даниил не мог быть её автором. Если бы эти предсказательные пророчества написал не сам Даниил, то утверждениям книги не хватало бы целостности, требуемой от богодухновенной пророческой книги, и её вряд ли включили бы в еврейский канон. Одно из главных утверждений Книги Даниила заключается в том, что Бог может предсказать будущее (</w:t>
       </w:r>
-      <w:hyperlink r:id="rId48">
-        <w:r>
-          <w:rPr>
-            <w:lang w:val="ru_RU" w:bidi="ru_RU"/>
-          </w:rPr>
-          <w:rPr>
-            <w:color w:val="0000EE"/>
-            <w:u w:val="single"/>
-          </w:rPr>
-          <w:t>2:27–29</w:t>
-        </w:r>
-      </w:hyperlink>
+      <w:r>
+        <w:rPr>
+          <w:lang w:val="ru_RU" w:bidi="ru_RU"/>
+        </w:rPr>
+        <w:t>2:27–29</w:t>
+      </w:r>
       <w:r>
         <w:rPr>
           <w:lang w:val="ru_RU" w:bidi="ru_RU"/>
         </w:rPr>
         <w:t xml:space="preserve">; </w:t>
       </w:r>
-      <w:hyperlink r:id="rId49">
-        <w:r>
-          <w:rPr>
-            <w:lang w:val="ru_RU" w:bidi="ru_RU"/>
-          </w:rPr>
-          <w:rPr>
-            <w:color w:val="0000EE"/>
-            <w:u w:val="single"/>
-          </w:rPr>
-          <w:t>10:21</w:t>
-        </w:r>
-      </w:hyperlink>
+      <w:r>
+        <w:rPr>
+          <w:lang w:val="ru_RU" w:bidi="ru_RU"/>
+        </w:rPr>
+        <w:t>10:21</w:t>
+      </w:r>
       <w:r>
         <w:rPr>
           <w:lang w:val="ru_RU" w:bidi="ru_RU"/>
@@ -1225,90 +979,60 @@
         </w:rPr>
         <w:t>Книга пророка Даниила как литература мудрости Книга пророка Даниила — это книга мудрости, предназначенная для того, чтобы сделать народ Божий мудрым в Его путях. Мудрый человек очищается через страдания, он ищет пути праведности и ведёт на этот путь других (</w:t>
       </w:r>
-      <w:hyperlink r:id="rId50">
-        <w:r>
-          <w:rPr>
-            <w:lang w:val="ru_RU" w:bidi="ru_RU"/>
-          </w:rPr>
-          <w:rPr>
-            <w:color w:val="0000EE"/>
-            <w:u w:val="single"/>
-          </w:rPr>
-          <w:t>11:33–35</w:t>
-        </w:r>
-      </w:hyperlink>
+      <w:r>
+        <w:rPr>
+          <w:lang w:val="ru_RU" w:bidi="ru_RU"/>
+        </w:rPr>
+        <w:t>11:33–35</w:t>
+      </w:r>
       <w:r>
         <w:rPr>
           <w:lang w:val="ru_RU" w:bidi="ru_RU"/>
         </w:rPr>
         <w:t xml:space="preserve">; </w:t>
       </w:r>
-      <w:hyperlink r:id="rId51">
-        <w:r>
-          <w:rPr>
-            <w:lang w:val="ru_RU" w:bidi="ru_RU"/>
-          </w:rPr>
-          <w:rPr>
-            <w:color w:val="0000EE"/>
-            <w:u w:val="single"/>
-          </w:rPr>
-          <w:t>12:3</w:t>
-        </w:r>
-      </w:hyperlink>
+      <w:r>
+        <w:rPr>
+          <w:lang w:val="ru_RU" w:bidi="ru_RU"/>
+        </w:rPr>
+        <w:t>12:3</w:t>
+      </w:r>
       <w:r>
         <w:rPr>
           <w:lang w:val="ru_RU" w:bidi="ru_RU"/>
         </w:rPr>
         <w:t>). Мудрый человек знает, что Всевышний Бог — это Бог богов, что Он держит будущее в Своих руках и что Он может спасти Свой народ от любой опасности (</w:t>
       </w:r>
-      <w:hyperlink r:id="rId52">
-        <w:r>
-          <w:rPr>
-            <w:lang w:val="ru_RU" w:bidi="ru_RU"/>
-          </w:rPr>
-          <w:rPr>
-            <w:color w:val="0000EE"/>
-            <w:u w:val="single"/>
-          </w:rPr>
-          <w:t>3:16–18</w:t>
-        </w:r>
-      </w:hyperlink>
+      <w:r>
+        <w:rPr>
+          <w:lang w:val="ru_RU" w:bidi="ru_RU"/>
+        </w:rPr>
+        <w:t>3:16–18</w:t>
+      </w:r>
       <w:r>
         <w:rPr>
           <w:lang w:val="ru_RU" w:bidi="ru_RU"/>
         </w:rPr>
         <w:t xml:space="preserve">; </w:t>
       </w:r>
-      <w:hyperlink r:id="rId53">
-        <w:r>
-          <w:rPr>
-            <w:lang w:val="ru_RU" w:bidi="ru_RU"/>
-          </w:rPr>
-          <w:rPr>
-            <w:color w:val="0000EE"/>
-            <w:u w:val="single"/>
-          </w:rPr>
-          <w:t>6:21–22</w:t>
-        </w:r>
-      </w:hyperlink>
+      <w:r>
+        <w:rPr>
+          <w:lang w:val="ru_RU" w:bidi="ru_RU"/>
+        </w:rPr>
+        <w:t>6:21–22</w:t>
+      </w:r>
       <w:r>
         <w:rPr>
           <w:lang w:val="ru_RU" w:bidi="ru_RU"/>
         </w:rPr>
         <w:t xml:space="preserve">; </w:t>
       </w:r>
-      <w:hyperlink r:id="rId54">
-        <w:r>
-          <w:rPr>
-            <w:lang w:val="ru_RU" w:bidi="ru_RU"/>
-          </w:rPr>
-          <w:rPr>
-            <w:color w:val="0000EE"/>
-            <w:u w:val="single"/>
-          </w:rPr>
-          <w:t>12:1–3</w:t>
-        </w:r>
-      </w:hyperlink>
+      <w:r>
+        <w:rPr>
+          <w:lang w:val="ru_RU" w:bidi="ru_RU"/>
+        </w:rPr>
+        <w:t>12:1–3</w:t>
+      </w:r>
       <w:r>
         <w:rPr>
           <w:lang w:val="ru_RU" w:bidi="ru_RU"/>
@@ -1356,54 +1080,36 @@
         </w:rPr>
         <w:t>При толковании апокалиптической литературы важно учитывать образность её языка. Какая реальность или какая истина стоит за образами? Чтобы правильно истолковать символический язык, нужно принимать во внимание литературный и исторический контекст отрывка. Иногда в самом тексте даются подсказки, как именно следует интерпретировать образы (</w:t>
       </w:r>
-      <w:hyperlink r:id="rId55">
-        <w:r>
-          <w:rPr>
-            <w:lang w:val="ru_RU" w:bidi="ru_RU"/>
-          </w:rPr>
-          <w:rPr>
-            <w:color w:val="0000EE"/>
-            <w:u w:val="single"/>
-          </w:rPr>
-          <w:t>7:1–14</w:t>
-        </w:r>
-      </w:hyperlink>
+      <w:r>
+        <w:rPr>
+          <w:lang w:val="ru_RU" w:bidi="ru_RU"/>
+        </w:rPr>
+        <w:t>7:1–14</w:t>
+      </w:r>
       <w:r>
         <w:rPr>
           <w:lang w:val="ru_RU" w:bidi="ru_RU"/>
         </w:rPr>
         <w:t xml:space="preserve">, </w:t>
       </w:r>
-      <w:hyperlink r:id="rId56">
-        <w:r>
-          <w:rPr>
-            <w:lang w:val="ru_RU" w:bidi="ru_RU"/>
-          </w:rPr>
-          <w:rPr>
-            <w:color w:val="0000EE"/>
-            <w:u w:val="single"/>
-          </w:rPr>
-          <w:t>16–17</w:t>
-        </w:r>
-      </w:hyperlink>
+      <w:r>
+        <w:rPr>
+          <w:lang w:val="ru_RU" w:bidi="ru_RU"/>
+        </w:rPr>
+        <w:t>16–17</w:t>
+      </w:r>
       <w:r>
         <w:rPr>
           <w:lang w:val="ru_RU" w:bidi="ru_RU"/>
         </w:rPr>
         <w:t xml:space="preserve">, </w:t>
       </w:r>
-      <w:hyperlink r:id="rId57">
-        <w:r>
-          <w:rPr>
-            <w:lang w:val="ru_RU" w:bidi="ru_RU"/>
-          </w:rPr>
-          <w:rPr>
-            <w:color w:val="0000EE"/>
-            <w:u w:val="single"/>
-          </w:rPr>
-          <w:t>23–25</w:t>
-        </w:r>
-      </w:hyperlink>
+      <w:r>
+        <w:rPr>
+          <w:lang w:val="ru_RU" w:bidi="ru_RU"/>
+        </w:rPr>
+        <w:t>23–25</w:t>
+      </w:r>
       <w:r>
         <w:rPr>
           <w:lang w:val="ru_RU" w:bidi="ru_RU"/>
@@ -1460,594 +1166,396 @@
         </w:rPr>
         <w:t>Главная мысль Даниила заключается в том, что Бог всевластен: Он осуществит Свои цели и планы для человечества и для всего творения. История неумолимо движется к наступлению Божьего Царства, в котором будет полностью воплощена власть Бога. Бог судит и спасает Свой народ, во вселенском масштабе управляет историей так, как Он хочет, воздвигает и низвергает языческие царства и царей. Он решил, когда именно завершить изгнание (</w:t>
       </w:r>
-      <w:hyperlink r:id="rId58">
-        <w:r>
-          <w:rPr>
-            <w:lang w:val="ru_RU" w:bidi="ru_RU"/>
-          </w:rPr>
-          <w:rPr>
-            <w:color w:val="0000EE"/>
-            <w:u w:val="single"/>
-          </w:rPr>
-          <w:t>9:18–19</w:t>
-        </w:r>
-      </w:hyperlink>
+      <w:r>
+        <w:rPr>
+          <w:lang w:val="ru_RU" w:bidi="ru_RU"/>
+        </w:rPr>
+        <w:t>9:18–19</w:t>
+      </w:r>
       <w:r>
         <w:rPr>
           <w:lang w:val="ru_RU" w:bidi="ru_RU"/>
         </w:rPr>
         <w:t>), Он побеждает и контролирует силы зла (</w:t>
       </w:r>
-      <w:hyperlink r:id="rId59">
-        <w:r>
-          <w:rPr>
-            <w:lang w:val="ru_RU" w:bidi="ru_RU"/>
-          </w:rPr>
-          <w:rPr>
-            <w:color w:val="0000EE"/>
-            <w:u w:val="single"/>
-          </w:rPr>
-          <w:t>4:30</w:t>
-        </w:r>
-      </w:hyperlink>
+      <w:r>
+        <w:rPr>
+          <w:lang w:val="ru_RU" w:bidi="ru_RU"/>
+        </w:rPr>
+        <w:t>4:30</w:t>
+      </w:r>
       <w:r>
         <w:rPr>
           <w:lang w:val="ru_RU" w:bidi="ru_RU"/>
         </w:rPr>
         <w:t xml:space="preserve">, </w:t>
       </w:r>
-      <w:hyperlink r:id="rId60">
-        <w:r>
-          <w:rPr>
-            <w:lang w:val="ru_RU" w:bidi="ru_RU"/>
-          </w:rPr>
-          <w:rPr>
-            <w:color w:val="0000EE"/>
-            <w:u w:val="single"/>
-          </w:rPr>
-          <w:t>32</w:t>
-        </w:r>
-      </w:hyperlink>
+      <w:r>
+        <w:rPr>
+          <w:lang w:val="ru_RU" w:bidi="ru_RU"/>
+        </w:rPr>
+        <w:t>32</w:t>
+      </w:r>
       <w:r>
         <w:rPr>
           <w:lang w:val="ru_RU" w:bidi="ru_RU"/>
         </w:rPr>
         <w:t xml:space="preserve">; </w:t>
       </w:r>
-      <w:hyperlink r:id="rId61">
-        <w:r>
-          <w:rPr>
-            <w:lang w:val="ru_RU" w:bidi="ru_RU"/>
-          </w:rPr>
-          <w:rPr>
-            <w:color w:val="0000EE"/>
-            <w:u w:val="single"/>
-          </w:rPr>
-          <w:t>7:8</w:t>
-        </w:r>
-      </w:hyperlink>
+      <w:r>
+        <w:rPr>
+          <w:lang w:val="ru_RU" w:bidi="ru_RU"/>
+        </w:rPr>
+        <w:t>7:8</w:t>
+      </w:r>
       <w:r>
         <w:rPr>
           <w:lang w:val="ru_RU" w:bidi="ru_RU"/>
         </w:rPr>
         <w:t xml:space="preserve">, </w:t>
       </w:r>
-      <w:hyperlink r:id="rId62">
-        <w:r>
-          <w:rPr>
-            <w:lang w:val="ru_RU" w:bidi="ru_RU"/>
-          </w:rPr>
-          <w:rPr>
-            <w:color w:val="0000EE"/>
-            <w:u w:val="single"/>
-          </w:rPr>
-          <w:t>20–21</w:t>
-        </w:r>
-      </w:hyperlink>
+      <w:r>
+        <w:rPr>
+          <w:lang w:val="ru_RU" w:bidi="ru_RU"/>
+        </w:rPr>
+        <w:t>20–21</w:t>
+      </w:r>
       <w:r>
         <w:rPr>
           <w:lang w:val="ru_RU" w:bidi="ru_RU"/>
         </w:rPr>
         <w:t xml:space="preserve">; </w:t>
       </w:r>
-      <w:hyperlink r:id="rId63">
-        <w:r>
-          <w:rPr>
-            <w:lang w:val="ru_RU" w:bidi="ru_RU"/>
-          </w:rPr>
-          <w:rPr>
-            <w:color w:val="0000EE"/>
-            <w:u w:val="single"/>
-          </w:rPr>
-          <w:t>10:13</w:t>
-        </w:r>
-      </w:hyperlink>
+      <w:r>
+        <w:rPr>
+          <w:lang w:val="ru_RU" w:bidi="ru_RU"/>
+        </w:rPr>
+        <w:t>10:13</w:t>
+      </w:r>
       <w:r>
         <w:rPr>
           <w:lang w:val="ru_RU" w:bidi="ru_RU"/>
         </w:rPr>
         <w:t xml:space="preserve">; </w:t>
       </w:r>
-      <w:hyperlink r:id="rId64">
-        <w:r>
-          <w:rPr>
-            <w:lang w:val="ru_RU" w:bidi="ru_RU"/>
-          </w:rPr>
-          <w:rPr>
-            <w:color w:val="0000EE"/>
-            <w:u w:val="single"/>
-          </w:rPr>
-          <w:t>11:28</w:t>
-        </w:r>
-      </w:hyperlink>
+      <w:r>
+        <w:rPr>
+          <w:lang w:val="ru_RU" w:bidi="ru_RU"/>
+        </w:rPr>
+        <w:t>11:28</w:t>
+      </w:r>
       <w:r>
         <w:rPr>
           <w:lang w:val="ru_RU" w:bidi="ru_RU"/>
         </w:rPr>
         <w:t xml:space="preserve">, </w:t>
       </w:r>
-      <w:hyperlink r:id="rId65">
-        <w:r>
-          <w:rPr>
-            <w:lang w:val="ru_RU" w:bidi="ru_RU"/>
-          </w:rPr>
-          <w:rPr>
-            <w:color w:val="0000EE"/>
-            <w:u w:val="single"/>
-          </w:rPr>
-          <w:t>30–32</w:t>
-        </w:r>
-      </w:hyperlink>
+      <w:r>
+        <w:rPr>
+          <w:lang w:val="ru_RU" w:bidi="ru_RU"/>
+        </w:rPr>
+        <w:t>30–32</w:t>
+      </w:r>
       <w:r>
         <w:rPr>
           <w:lang w:val="ru_RU" w:bidi="ru_RU"/>
         </w:rPr>
         <w:t>). Небесные силы преклоняются перед Ним (</w:t>
       </w:r>
-      <w:hyperlink r:id="rId66">
-        <w:r>
-          <w:rPr>
-            <w:lang w:val="ru_RU" w:bidi="ru_RU"/>
-          </w:rPr>
-          <w:rPr>
-            <w:color w:val="0000EE"/>
-            <w:u w:val="single"/>
-          </w:rPr>
-          <w:t>3:28</w:t>
-        </w:r>
-      </w:hyperlink>
+      <w:r>
+        <w:rPr>
+          <w:lang w:val="ru_RU" w:bidi="ru_RU"/>
+        </w:rPr>
+        <w:t>3:28</w:t>
+      </w:r>
       <w:r>
         <w:rPr>
           <w:lang w:val="ru_RU" w:bidi="ru_RU"/>
         </w:rPr>
         <w:t xml:space="preserve">; </w:t>
       </w:r>
-      <w:hyperlink r:id="rId67">
-        <w:r>
-          <w:rPr>
-            <w:lang w:val="ru_RU" w:bidi="ru_RU"/>
-          </w:rPr>
-          <w:rPr>
-            <w:color w:val="0000EE"/>
-            <w:u w:val="single"/>
-          </w:rPr>
-          <w:t>4:23</w:t>
-        </w:r>
-      </w:hyperlink>
+      <w:r>
+        <w:rPr>
+          <w:lang w:val="ru_RU" w:bidi="ru_RU"/>
+        </w:rPr>
+        <w:t>4:23</w:t>
+      </w:r>
       <w:r>
         <w:rPr>
           <w:lang w:val="ru_RU" w:bidi="ru_RU"/>
         </w:rPr>
         <w:t xml:space="preserve">, </w:t>
       </w:r>
-      <w:hyperlink r:id="rId68">
-        <w:r>
-          <w:rPr>
-            <w:lang w:val="ru_RU" w:bidi="ru_RU"/>
-          </w:rPr>
-          <w:rPr>
-            <w:color w:val="0000EE"/>
-            <w:u w:val="single"/>
-          </w:rPr>
-          <w:t>35</w:t>
-        </w:r>
-      </w:hyperlink>
+      <w:r>
+        <w:rPr>
+          <w:lang w:val="ru_RU" w:bidi="ru_RU"/>
+        </w:rPr>
+        <w:t>35</w:t>
+      </w:r>
       <w:r>
         <w:rPr>
           <w:lang w:val="ru_RU" w:bidi="ru_RU"/>
         </w:rPr>
         <w:t xml:space="preserve">; </w:t>
       </w:r>
-      <w:hyperlink r:id="rId69">
-        <w:r>
-          <w:rPr>
-            <w:lang w:val="ru_RU" w:bidi="ru_RU"/>
-          </w:rPr>
-          <w:rPr>
-            <w:color w:val="0000EE"/>
-            <w:u w:val="single"/>
-          </w:rPr>
-          <w:t>5:5</w:t>
-        </w:r>
-      </w:hyperlink>
+      <w:r>
+        <w:rPr>
+          <w:lang w:val="ru_RU" w:bidi="ru_RU"/>
+        </w:rPr>
+        <w:t>5:5</w:t>
+      </w:r>
       <w:r>
         <w:rPr>
           <w:lang w:val="ru_RU" w:bidi="ru_RU"/>
         </w:rPr>
         <w:t xml:space="preserve">; </w:t>
       </w:r>
-      <w:hyperlink r:id="rId70">
-        <w:r>
-          <w:rPr>
-            <w:lang w:val="ru_RU" w:bidi="ru_RU"/>
-          </w:rPr>
-          <w:rPr>
-            <w:color w:val="0000EE"/>
-            <w:u w:val="single"/>
-          </w:rPr>
-          <w:t>6:21</w:t>
-        </w:r>
-      </w:hyperlink>
+      <w:r>
+        <w:rPr>
+          <w:lang w:val="ru_RU" w:bidi="ru_RU"/>
+        </w:rPr>
+        <w:t>6:21</w:t>
+      </w:r>
       <w:r>
         <w:rPr>
           <w:lang w:val="ru_RU" w:bidi="ru_RU"/>
         </w:rPr>
         <w:t xml:space="preserve">; </w:t>
       </w:r>
-      <w:hyperlink r:id="rId71">
-        <w:r>
-          <w:rPr>
-            <w:lang w:val="ru_RU" w:bidi="ru_RU"/>
-          </w:rPr>
-          <w:rPr>
-            <w:color w:val="0000EE"/>
-            <w:u w:val="single"/>
-          </w:rPr>
-          <w:t>8:16</w:t>
-        </w:r>
-      </w:hyperlink>
+      <w:r>
+        <w:rPr>
+          <w:lang w:val="ru_RU" w:bidi="ru_RU"/>
+        </w:rPr>
+        <w:t>8:16</w:t>
+      </w:r>
       <w:r>
         <w:rPr>
           <w:lang w:val="ru_RU" w:bidi="ru_RU"/>
         </w:rPr>
         <w:t xml:space="preserve">; </w:t>
       </w:r>
-      <w:hyperlink r:id="rId72">
-        <w:r>
-          <w:rPr>
-            <w:lang w:val="ru_RU" w:bidi="ru_RU"/>
-          </w:rPr>
-          <w:rPr>
-            <w:color w:val="0000EE"/>
-            <w:u w:val="single"/>
-          </w:rPr>
-          <w:t>9:21</w:t>
-        </w:r>
-      </w:hyperlink>
+      <w:r>
+        <w:rPr>
+          <w:lang w:val="ru_RU" w:bidi="ru_RU"/>
+        </w:rPr>
+        <w:t>9:21</w:t>
+      </w:r>
       <w:r>
         <w:rPr>
           <w:lang w:val="ru_RU" w:bidi="ru_RU"/>
         </w:rPr>
         <w:t xml:space="preserve">; </w:t>
       </w:r>
-      <w:hyperlink r:id="rId73">
-        <w:r>
-          <w:rPr>
-            <w:lang w:val="ru_RU" w:bidi="ru_RU"/>
-          </w:rPr>
-          <w:rPr>
-            <w:color w:val="0000EE"/>
-            <w:u w:val="single"/>
-          </w:rPr>
-          <w:t>10:5</w:t>
-        </w:r>
-      </w:hyperlink>
+      <w:r>
+        <w:rPr>
+          <w:lang w:val="ru_RU" w:bidi="ru_RU"/>
+        </w:rPr>
+        <w:t>10:5</w:t>
+      </w:r>
       <w:r>
         <w:rPr>
           <w:lang w:val="ru_RU" w:bidi="ru_RU"/>
         </w:rPr>
         <w:t xml:space="preserve">, </w:t>
       </w:r>
-      <w:hyperlink r:id="rId63">
-        <w:r>
-          <w:rPr>
-            <w:lang w:val="ru_RU" w:bidi="ru_RU"/>
-          </w:rPr>
-          <w:rPr>
-            <w:color w:val="0000EE"/>
-            <w:u w:val="single"/>
-          </w:rPr>
-          <w:t>13</w:t>
-        </w:r>
-      </w:hyperlink>
+      <w:r>
+        <w:rPr>
+          <w:lang w:val="ru_RU" w:bidi="ru_RU"/>
+        </w:rPr>
+        <w:t>13</w:t>
+      </w:r>
       <w:r>
         <w:rPr>
           <w:lang w:val="ru_RU" w:bidi="ru_RU"/>
         </w:rPr>
         <w:t xml:space="preserve">; </w:t>
       </w:r>
-      <w:hyperlink r:id="rId74">
-        <w:r>
-          <w:rPr>
-            <w:lang w:val="ru_RU" w:bidi="ru_RU"/>
-          </w:rPr>
-          <w:rPr>
-            <w:color w:val="0000EE"/>
-            <w:u w:val="single"/>
-          </w:rPr>
-          <w:t>12:1</w:t>
-        </w:r>
-      </w:hyperlink>
+      <w:r>
+        <w:rPr>
+          <w:lang w:val="ru_RU" w:bidi="ru_RU"/>
+        </w:rPr>
+        <w:t>12:1</w:t>
+      </w:r>
       <w:r>
         <w:rPr>
           <w:lang w:val="ru_RU" w:bidi="ru_RU"/>
         </w:rPr>
         <w:t>), и Он обладает властью воскрешать мёртвых (</w:t>
       </w:r>
-      <w:hyperlink r:id="rId54">
-        <w:r>
-          <w:rPr>
-            <w:lang w:val="ru_RU" w:bidi="ru_RU"/>
-          </w:rPr>
-          <w:rPr>
-            <w:color w:val="0000EE"/>
-            <w:u w:val="single"/>
-          </w:rPr>
-          <w:t>12:1–3</w:t>
-        </w:r>
-      </w:hyperlink>
+      <w:r>
+        <w:rPr>
+          <w:lang w:val="ru_RU" w:bidi="ru_RU"/>
+        </w:rPr>
+        <w:t>12:1–3</w:t>
+      </w:r>
       <w:r>
         <w:rPr>
           <w:lang w:val="ru_RU" w:bidi="ru_RU"/>
         </w:rPr>
         <w:t>). Его мудрость всё контролирует (</w:t>
       </w:r>
-      <w:hyperlink r:id="rId75">
-        <w:r>
-          <w:rPr>
-            <w:lang w:val="ru_RU" w:bidi="ru_RU"/>
-          </w:rPr>
-          <w:rPr>
-            <w:color w:val="0000EE"/>
-            <w:u w:val="single"/>
-          </w:rPr>
-          <w:t>3:18</w:t>
-        </w:r>
-      </w:hyperlink>
+      <w:r>
+        <w:rPr>
+          <w:lang w:val="ru_RU" w:bidi="ru_RU"/>
+        </w:rPr>
+        <w:t>3:18</w:t>
+      </w:r>
       <w:r>
         <w:rPr>
           <w:lang w:val="ru_RU" w:bidi="ru_RU"/>
         </w:rPr>
         <w:t xml:space="preserve">; </w:t>
       </w:r>
-      <w:hyperlink r:id="rId76">
-        <w:r>
-          <w:rPr>
-            <w:lang w:val="ru_RU" w:bidi="ru_RU"/>
-          </w:rPr>
-          <w:rPr>
-            <w:color w:val="0000EE"/>
-            <w:u w:val="single"/>
-          </w:rPr>
-          <w:t>11:35</w:t>
-        </w:r>
-      </w:hyperlink>
+      <w:r>
+        <w:rPr>
+          <w:lang w:val="ru_RU" w:bidi="ru_RU"/>
+        </w:rPr>
+        <w:t>11:35</w:t>
+      </w:r>
       <w:r>
         <w:rPr>
           <w:lang w:val="ru_RU" w:bidi="ru_RU"/>
         </w:rPr>
         <w:t>). Он избирает и одобряет тех, кого Он любит и кто дорог в Его глазах (</w:t>
       </w:r>
-      <w:hyperlink r:id="rId77">
-        <w:r>
-          <w:rPr>
-            <w:lang w:val="ru_RU" w:bidi="ru_RU"/>
-          </w:rPr>
-          <w:rPr>
-            <w:color w:val="0000EE"/>
-            <w:u w:val="single"/>
-          </w:rPr>
-          <w:t>9:23</w:t>
-        </w:r>
-      </w:hyperlink>
+      <w:r>
+        <w:rPr>
+          <w:lang w:val="ru_RU" w:bidi="ru_RU"/>
+        </w:rPr>
+        <w:t>9:23</w:t>
+      </w:r>
       <w:r>
         <w:rPr>
           <w:lang w:val="ru_RU" w:bidi="ru_RU"/>
         </w:rPr>
         <w:t xml:space="preserve">; </w:t>
       </w:r>
-      <w:hyperlink r:id="rId78">
-        <w:r>
-          <w:rPr>
-            <w:lang w:val="ru_RU" w:bidi="ru_RU"/>
-          </w:rPr>
-          <w:rPr>
-            <w:color w:val="0000EE"/>
-            <w:u w:val="single"/>
-          </w:rPr>
-          <w:t>10:11</w:t>
-        </w:r>
-      </w:hyperlink>
+      <w:r>
+        <w:rPr>
+          <w:lang w:val="ru_RU" w:bidi="ru_RU"/>
+        </w:rPr>
+        <w:t>10:11</w:t>
+      </w:r>
       <w:r>
         <w:rPr>
           <w:lang w:val="ru_RU" w:bidi="ru_RU"/>
         </w:rPr>
         <w:t xml:space="preserve">, </w:t>
       </w:r>
-      <w:hyperlink r:id="rId79">
-        <w:r>
-          <w:rPr>
-            <w:lang w:val="ru_RU" w:bidi="ru_RU"/>
-          </w:rPr>
-          <w:rPr>
-            <w:color w:val="0000EE"/>
-            <w:u w:val="single"/>
-          </w:rPr>
-          <w:t>19</w:t>
-        </w:r>
-      </w:hyperlink>
+      <w:r>
+        <w:rPr>
+          <w:lang w:val="ru_RU" w:bidi="ru_RU"/>
+        </w:rPr>
+        <w:t>19</w:t>
+      </w:r>
       <w:r>
         <w:rPr>
           <w:lang w:val="ru_RU" w:bidi="ru_RU"/>
         </w:rPr>
         <w:t>). Бог устанавливает Своё Царство над всей землёй вовек, и Его народ будет править землёй вместе со своим Царём, Сыном Человеческим (</w:t>
       </w:r>
-      <w:hyperlink r:id="rId80">
-        <w:r>
-          <w:rPr>
-            <w:lang w:val="ru_RU" w:bidi="ru_RU"/>
-          </w:rPr>
-          <w:rPr>
-            <w:color w:val="0000EE"/>
-            <w:u w:val="single"/>
-          </w:rPr>
-          <w:t>7:13</w:t>
-        </w:r>
-      </w:hyperlink>
+      <w:r>
+        <w:rPr>
+          <w:lang w:val="ru_RU" w:bidi="ru_RU"/>
+        </w:rPr>
+        <w:t>7:13</w:t>
+      </w:r>
       <w:r>
         <w:rPr>
           <w:lang w:val="ru_RU" w:bidi="ru_RU"/>
         </w:rPr>
         <w:t xml:space="preserve">, </w:t>
       </w:r>
-      <w:hyperlink r:id="rId81">
-        <w:r>
-          <w:rPr>
-            <w:lang w:val="ru_RU" w:bidi="ru_RU"/>
-          </w:rPr>
-          <w:rPr>
-            <w:color w:val="0000EE"/>
-            <w:u w:val="single"/>
-          </w:rPr>
-          <w:t>22</w:t>
-        </w:r>
-      </w:hyperlink>
+      <w:r>
+        <w:rPr>
+          <w:lang w:val="ru_RU" w:bidi="ru_RU"/>
+        </w:rPr>
+        <w:t>22</w:t>
+      </w:r>
       <w:r>
         <w:rPr>
           <w:lang w:val="ru_RU" w:bidi="ru_RU"/>
         </w:rPr>
         <w:t xml:space="preserve">; см. </w:t>
       </w:r>
-      <w:hyperlink r:id="rId82">
-        <w:r>
-          <w:rPr>
-            <w:lang w:val="ru_RU" w:bidi="ru_RU"/>
-          </w:rPr>
-          <w:rPr>
-            <w:color w:val="0000EE"/>
-            <w:u w:val="single"/>
-          </w:rPr>
-          <w:t>Пс.110</w:t>
-        </w:r>
-      </w:hyperlink>
+      <w:r>
+        <w:rPr>
+          <w:lang w:val="ru_RU" w:bidi="ru_RU"/>
+        </w:rPr>
+        <w:t>Пс.110</w:t>
+      </w:r>
       <w:r>
         <w:rPr>
           <w:lang w:val="ru_RU" w:bidi="ru_RU"/>
         </w:rPr>
         <w:t xml:space="preserve">:1; </w:t>
       </w:r>
-      <w:hyperlink r:id="rId83">
-        <w:r>
-          <w:rPr>
-            <w:lang w:val="ru_RU" w:bidi="ru_RU"/>
-          </w:rPr>
-          <w:rPr>
-            <w:color w:val="0000EE"/>
-            <w:u w:val="single"/>
-          </w:rPr>
-          <w:t>Мф.24:27–44</w:t>
-        </w:r>
-      </w:hyperlink>
+      <w:r>
+        <w:rPr>
+          <w:lang w:val="ru_RU" w:bidi="ru_RU"/>
+        </w:rPr>
+        <w:t>Мф.24:27–44</w:t>
+      </w:r>
       <w:r>
         <w:rPr>
           <w:lang w:val="ru_RU" w:bidi="ru_RU"/>
         </w:rPr>
         <w:t xml:space="preserve">; </w:t>
       </w:r>
-      <w:hyperlink r:id="rId84">
-        <w:r>
-          <w:rPr>
-            <w:lang w:val="ru_RU" w:bidi="ru_RU"/>
-          </w:rPr>
-          <w:rPr>
-            <w:color w:val="0000EE"/>
-            <w:u w:val="single"/>
-          </w:rPr>
-          <w:t>25:31</w:t>
-        </w:r>
-      </w:hyperlink>
+      <w:r>
+        <w:rPr>
+          <w:lang w:val="ru_RU" w:bidi="ru_RU"/>
+        </w:rPr>
+        <w:t>25:31</w:t>
+      </w:r>
       <w:r>
         <w:rPr>
           <w:lang w:val="ru_RU" w:bidi="ru_RU"/>
         </w:rPr>
         <w:t xml:space="preserve">; </w:t>
       </w:r>
-      <w:hyperlink r:id="rId85">
-        <w:r>
-          <w:rPr>
-            <w:lang w:val="ru_RU" w:bidi="ru_RU"/>
-          </w:rPr>
-          <w:rPr>
-            <w:color w:val="0000EE"/>
-            <w:u w:val="single"/>
-          </w:rPr>
-          <w:t>26:2</w:t>
-        </w:r>
-      </w:hyperlink>
+      <w:r>
+        <w:rPr>
+          <w:lang w:val="ru_RU" w:bidi="ru_RU"/>
+        </w:rPr>
+        <w:t>26:2</w:t>
+      </w:r>
       <w:r>
         <w:rPr>
           <w:lang w:val="ru_RU" w:bidi="ru_RU"/>
         </w:rPr>
         <w:t xml:space="preserve">, </w:t>
       </w:r>
-      <w:hyperlink r:id="rId86">
-        <w:r>
-          <w:rPr>
-            <w:lang w:val="ru_RU" w:bidi="ru_RU"/>
-          </w:rPr>
-          <w:rPr>
-            <w:color w:val="0000EE"/>
-            <w:u w:val="single"/>
-          </w:rPr>
-          <w:t>64</w:t>
-        </w:r>
-      </w:hyperlink>
+      <w:r>
+        <w:rPr>
+          <w:lang w:val="ru_RU" w:bidi="ru_RU"/>
+        </w:rPr>
+        <w:t>64</w:t>
+      </w:r>
       <w:r>
         <w:rPr>
           <w:lang w:val="ru_RU" w:bidi="ru_RU"/>
         </w:rPr>
         <w:t>; Мк.14:</w:t>
       </w:r>
-      <w:hyperlink r:id="rId87">
-        <w:r>
-          <w:rPr>
-            <w:lang w:val="ru_RU" w:bidi="ru_RU"/>
-          </w:rPr>
-          <w:rPr>
-            <w:color w:val="0000EE"/>
-            <w:u w:val="single"/>
-          </w:rPr>
-          <w:t>62</w:t>
-        </w:r>
-      </w:hyperlink>
+      <w:r>
+        <w:rPr>
+          <w:lang w:val="ru_RU" w:bidi="ru_RU"/>
+        </w:rPr>
+        <w:t>62</w:t>
+      </w:r>
       <w:r>
         <w:rPr>
           <w:lang w:val="ru_RU" w:bidi="ru_RU"/>
         </w:rPr>
         <w:t xml:space="preserve">; </w:t>
       </w:r>
-      <w:hyperlink r:id="rId88">
-        <w:r>
-          <w:rPr>
-            <w:lang w:val="ru_RU" w:bidi="ru_RU"/>
-          </w:rPr>
-          <w:rPr>
-            <w:color w:val="0000EE"/>
-            <w:u w:val="single"/>
-          </w:rPr>
-          <w:t>Откр.</w:t>
-        </w:r>
-      </w:hyperlink>
+      <w:r>
+        <w:rPr>
+          <w:lang w:val="ru_RU" w:bidi="ru_RU"/>
+        </w:rPr>
+        <w:t>Откр.</w:t>
+      </w:r>
       <w:r>
         <w:rPr>
           <w:lang w:val="ru_RU" w:bidi="ru_RU"/>
